--- a/docs/LKCFES-FYP Report-CHOO WEI XIANG.docx
+++ b/docs/LKCFES-FYP Report-CHOO WEI XIANG.docx
@@ -2238,7 +2238,7 @@
     </w:p>
     <w:sdt>
       <w:sdtPr>
-        <w:id w:val="1714146970"/>
+        <w:id w:val="1399874449"/>
         <w:docPartObj>
           <w:docPartGallery w:val="Table of Contents"/>
           <w:docPartUnique w:val="1"/>
@@ -2684,7 +2684,7 @@
     </w:p>
     <w:sdt>
       <w:sdtPr>
-        <w:id w:val="1000963644"/>
+        <w:id w:val="-218799994"/>
         <w:docPartObj>
           <w:docPartGallery w:val="Table of Contents"/>
           <w:docPartUnique w:val="1"/>
@@ -3821,7 +3821,7 @@
               </w:rPr>
               <w:t xml:space="preserve">2.6.2 Test Case Generation Comparison</w:t>
               <w:tab/>
-              <w:t xml:space="preserve">14</w:t>
+              <w:t xml:space="preserve">1</w:t>
             </w:r>
           </w:hyperlink>
           <w:r>
@@ -3875,7 +3875,7 @@
               </w:rPr>
               <w:t xml:space="preserve">2.6.3 Code Coverage Tools</w:t>
               <w:tab/>
-              <w:t xml:space="preserve">15</w:t>
+              <w:t xml:space="preserve">1</w:t>
             </w:r>
           </w:hyperlink>
           <w:r>
@@ -3929,7 +3929,7 @@
               </w:rPr>
               <w:t xml:space="preserve">2.7 Summary</w:t>
               <w:tab/>
-              <w:t xml:space="preserve">16</w:t>
+              <w:t xml:space="preserve">1</w:t>
             </w:r>
           </w:hyperlink>
           <w:r>
@@ -3983,7 +3983,7 @@
               </w:rPr>
               <w:t xml:space="preserve">CHAPTER 3 </w:t>
               <w:tab/>
-              <w:t xml:space="preserve">17</w:t>
+              <w:t xml:space="preserve">1</w:t>
             </w:r>
           </w:hyperlink>
           <w:r>
@@ -4037,7 +4037,7 @@
               </w:rPr>
               <w:t xml:space="preserve">METHODOLOGY AND WORK PLAN</w:t>
               <w:tab/>
-              <w:t xml:space="preserve">17</w:t>
+              <w:t xml:space="preserve">1</w:t>
             </w:r>
           </w:hyperlink>
           <w:r>
@@ -4091,7 +4091,7 @@
               </w:rPr>
               <w:t xml:space="preserve">3.1 Introduction</w:t>
               <w:tab/>
-              <w:t xml:space="preserve">17</w:t>
+              <w:t xml:space="preserve">1</w:t>
             </w:r>
           </w:hyperlink>
           <w:r>
@@ -4145,7 +4145,7 @@
               </w:rPr>
               <w:t xml:space="preserve">3.2 Software Development Methodology</w:t>
               <w:tab/>
-              <w:t xml:space="preserve">17</w:t>
+              <w:t xml:space="preserve">1</w:t>
             </w:r>
           </w:hyperlink>
           <w:r>
@@ -4199,7 +4199,7 @@
               </w:rPr>
               <w:t xml:space="preserve">3.3 Development Tools and Environment</w:t>
               <w:tab/>
-              <w:t xml:space="preserve">20</w:t>
+              <w:t xml:space="preserve">1</w:t>
             </w:r>
           </w:hyperlink>
           <w:r>
@@ -4253,7 +4253,7 @@
               </w:rPr>
               <w:t xml:space="preserve">3.4 Work Breakdown Structure (WBS)</w:t>
               <w:tab/>
-              <w:t xml:space="preserve">21</w:t>
+              <w:t xml:space="preserve">1</w:t>
             </w:r>
           </w:hyperlink>
           <w:r>
@@ -4307,7 +4307,7 @@
               </w:rPr>
               <w:t xml:space="preserve">3.5 Gantt Chart</w:t>
               <w:tab/>
-              <w:t xml:space="preserve">22</w:t>
+              <w:t xml:space="preserve">1</w:t>
             </w:r>
           </w:hyperlink>
           <w:r>
@@ -4361,7 +4361,7 @@
               </w:rPr>
               <w:t xml:space="preserve">3.6 Risk Management and Mitigation</w:t>
               <w:tab/>
-              <w:t xml:space="preserve">23</w:t>
+              <w:t xml:space="preserve">1</w:t>
             </w:r>
           </w:hyperlink>
           <w:r>
@@ -4415,7 +4415,7 @@
               </w:rPr>
               <w:t xml:space="preserve">3.7 Summary</w:t>
               <w:tab/>
-              <w:t xml:space="preserve">24</w:t>
+              <w:t xml:space="preserve">1</w:t>
             </w:r>
           </w:hyperlink>
           <w:r>
@@ -4469,7 +4469,7 @@
               </w:rPr>
               <w:t xml:space="preserve">CHAPTER 4 </w:t>
               <w:tab/>
-              <w:t xml:space="preserve">25</w:t>
+              <w:t xml:space="preserve">1</w:t>
             </w:r>
           </w:hyperlink>
           <w:r>
@@ -4523,7 +4523,7 @@
               </w:rPr>
               <w:t xml:space="preserve">PROJECT SPECIFICATION</w:t>
               <w:tab/>
-              <w:t xml:space="preserve">25</w:t>
+              <w:t xml:space="preserve">1</w:t>
             </w:r>
           </w:hyperlink>
           <w:r>
@@ -4577,7 +4577,7 @@
               </w:rPr>
               <w:t xml:space="preserve">4.1 Introduction</w:t>
               <w:tab/>
-              <w:t xml:space="preserve">25</w:t>
+              <w:t xml:space="preserve">1</w:t>
             </w:r>
           </w:hyperlink>
           <w:r>
@@ -4631,7 +4631,7 @@
               </w:rPr>
               <w:t xml:space="preserve">4.2 System Requirements</w:t>
               <w:tab/>
-              <w:t xml:space="preserve">25</w:t>
+              <w:t xml:space="preserve">1</w:t>
             </w:r>
           </w:hyperlink>
           <w:r>
@@ -4685,7 +4685,7 @@
               </w:rPr>
               <w:t xml:space="preserve">4.2.1 Functional Requirements</w:t>
               <w:tab/>
-              <w:t xml:space="preserve">26</w:t>
+              <w:t xml:space="preserve">1</w:t>
             </w:r>
           </w:hyperlink>
           <w:r>
@@ -4739,7 +4739,7 @@
               </w:rPr>
               <w:t xml:space="preserve">4.2.2 Non-Functional Requirements</w:t>
               <w:tab/>
-              <w:t xml:space="preserve">27</w:t>
+              <w:t xml:space="preserve">1</w:t>
             </w:r>
           </w:hyperlink>
           <w:r>
@@ -4793,7 +4793,7 @@
               </w:rPr>
               <w:t xml:space="preserve">4.3 Use Case</w:t>
               <w:tab/>
-              <w:t xml:space="preserve">28</w:t>
+              <w:t xml:space="preserve">1</w:t>
             </w:r>
           </w:hyperlink>
           <w:r>
@@ -4847,7 +4847,7 @@
               </w:rPr>
               <w:t xml:space="preserve">4.3.1 Actors Identification</w:t>
               <w:tab/>
-              <w:t xml:space="preserve">28</w:t>
+              <w:t xml:space="preserve">1</w:t>
             </w:r>
           </w:hyperlink>
           <w:r>
@@ -4901,7 +4901,7 @@
               </w:rPr>
               <w:t xml:space="preserve">4.3.2 Use-Case Diagram</w:t>
               <w:tab/>
-              <w:t xml:space="preserve">28</w:t>
+              <w:t xml:space="preserve">1</w:t>
             </w:r>
           </w:hyperlink>
           <w:r>
@@ -4955,7 +4955,7 @@
               </w:rPr>
               <w:t xml:space="preserve">4.3.3 Use-Case 1: Setup Project Environment</w:t>
               <w:tab/>
-              <w:t xml:space="preserve">29</w:t>
+              <w:t xml:space="preserve">1</w:t>
             </w:r>
           </w:hyperlink>
           <w:r>
@@ -5009,7 +5009,7 @@
               </w:rPr>
               <w:t xml:space="preserve">4.3.4 Use-Case 2: Execute Tests and View Results</w:t>
               <w:tab/>
-              <w:t xml:space="preserve">32</w:t>
+              <w:t xml:space="preserve">1</w:t>
             </w:r>
           </w:hyperlink>
           <w:r>
@@ -5063,7 +5063,7 @@
               </w:rPr>
               <w:t xml:space="preserve">4.3.5 Use-Case 3: Generate Unit Tests</w:t>
               <w:tab/>
-              <w:t xml:space="preserve">35</w:t>
+              <w:t xml:space="preserve">1</w:t>
             </w:r>
           </w:hyperlink>
           <w:r>
@@ -5117,7 +5117,7 @@
               </w:rPr>
               <w:t xml:space="preserve">4.3.6 Use-Case 4: Analyze Code Coverage</w:t>
               <w:tab/>
-              <w:t xml:space="preserve">37</w:t>
+              <w:t xml:space="preserve">1</w:t>
             </w:r>
           </w:hyperlink>
           <w:r>
@@ -5171,7 +5171,7 @@
               </w:rPr>
               <w:t xml:space="preserve">4.4 Activity Diagrams</w:t>
               <w:tab/>
-              <w:t xml:space="preserve">41</w:t>
+              <w:t xml:space="preserve">1</w:t>
             </w:r>
           </w:hyperlink>
           <w:r>
@@ -5225,7 +5225,7 @@
               </w:rPr>
               <w:t xml:space="preserve">4.5 Sequences Diagrams</w:t>
               <w:tab/>
-              <w:t xml:space="preserve">46</w:t>
+              <w:t xml:space="preserve">1</w:t>
             </w:r>
           </w:hyperlink>
           <w:r>
@@ -5279,7 +5279,7 @@
               </w:rPr>
               <w:t xml:space="preserve">CHAPTER 5 </w:t>
               <w:tab/>
-              <w:t xml:space="preserve">51</w:t>
+              <w:t xml:space="preserve">1</w:t>
             </w:r>
           </w:hyperlink>
           <w:r>
@@ -5333,7 +5333,7 @@
               </w:rPr>
               <w:t xml:space="preserve">SYSTEM DESIGN</w:t>
               <w:tab/>
-              <w:t xml:space="preserve">51</w:t>
+              <w:t xml:space="preserve">1</w:t>
             </w:r>
           </w:hyperlink>
           <w:r>
@@ -5387,7 +5387,7 @@
               </w:rPr>
               <w:t xml:space="preserve">5.1 High-Level Architecture Design</w:t>
               <w:tab/>
-              <w:t xml:space="preserve">51</w:t>
+              <w:t xml:space="preserve">1</w:t>
             </w:r>
           </w:hyperlink>
           <w:r>
@@ -5441,7 +5441,7 @@
               </w:rPr>
               <w:t xml:space="preserve">5.2 Component Interaction</w:t>
               <w:tab/>
-              <w:t xml:space="preserve">53</w:t>
+              <w:t xml:space="preserve">1</w:t>
             </w:r>
           </w:hyperlink>
           <w:r>
@@ -5495,7 +5495,7 @@
               </w:rPr>
               <w:t xml:space="preserve">5.2.1 Test Environment Setup</w:t>
               <w:tab/>
-              <w:t xml:space="preserve">53</w:t>
+              <w:t xml:space="preserve">1</w:t>
             </w:r>
           </w:hyperlink>
           <w:r>
@@ -5549,7 +5549,7 @@
               </w:rPr>
               <w:t xml:space="preserve">5.2.2 Automated Test Generation</w:t>
               <w:tab/>
-              <w:t xml:space="preserve">54</w:t>
+              <w:t xml:space="preserve">1</w:t>
             </w:r>
           </w:hyperlink>
           <w:r>
@@ -5603,7 +5603,7 @@
               </w:rPr>
               <w:t xml:space="preserve">5.2.3 Test Execution</w:t>
               <w:tab/>
-              <w:t xml:space="preserve">55</w:t>
+              <w:t xml:space="preserve">1</w:t>
             </w:r>
           </w:hyperlink>
           <w:r>
@@ -5657,7 +5657,7 @@
               </w:rPr>
               <w:t xml:space="preserve">5.2.4 Automated Coverage Analysis</w:t>
               <w:tab/>
-              <w:t xml:space="preserve">56</w:t>
+              <w:t xml:space="preserve">1</w:t>
             </w:r>
           </w:hyperlink>
           <w:r>
@@ -5711,7 +5711,7 @@
               </w:rPr>
               <w:t xml:space="preserve">5.3 Database and Data Storage Design</w:t>
               <w:tab/>
-              <w:t xml:space="preserve">56</w:t>
+              <w:t xml:space="preserve">1</w:t>
             </w:r>
           </w:hyperlink>
           <w:r>
@@ -5765,7 +5765,7 @@
               </w:rPr>
               <w:t xml:space="preserve">5.3.1 Multi-Project Data Isolation Strategy</w:t>
               <w:tab/>
-              <w:t xml:space="preserve">56</w:t>
+              <w:t xml:space="preserve">1</w:t>
             </w:r>
           </w:hyperlink>
           <w:r>
@@ -5819,7 +5819,7 @@
               </w:rPr>
               <w:t xml:space="preserve">5.3.2 Entity-Relationship Diagram</w:t>
               <w:tab/>
-              <w:t xml:space="preserve">57</w:t>
+              <w:t xml:space="preserve">1</w:t>
             </w:r>
           </w:hyperlink>
           <w:r>
@@ -5873,7 +5873,7 @@
               </w:rPr>
               <w:t xml:space="preserve">5.3.3 Data Dictionary</w:t>
               <w:tab/>
-              <w:t xml:space="preserve">59</w:t>
+              <w:t xml:space="preserve">1</w:t>
             </w:r>
           </w:hyperlink>
           <w:r>
@@ -5927,7 +5927,7 @@
               </w:rPr>
               <w:t xml:space="preserve">5.4 Prototype User Interface Design</w:t>
               <w:tab/>
-              <w:t xml:space="preserve">63</w:t>
+              <w:t xml:space="preserve">1</w:t>
             </w:r>
           </w:hyperlink>
           <w:r>
@@ -5981,7 +5981,7 @@
               </w:rPr>
               <w:t xml:space="preserve">5.4.1 Project Management Dashboard</w:t>
               <w:tab/>
-              <w:t xml:space="preserve">63</w:t>
+              <w:t xml:space="preserve">1</w:t>
             </w:r>
           </w:hyperlink>
           <w:r>
@@ -6035,7 +6035,7 @@
               </w:rPr>
               <w:t xml:space="preserve">5.4.2 Project Management Dashboard</w:t>
               <w:tab/>
-              <w:t xml:space="preserve">64</w:t>
+              <w:t xml:space="preserve">1</w:t>
             </w:r>
           </w:hyperlink>
           <w:r>
@@ -6089,7 +6089,7 @@
               </w:rPr>
               <w:t xml:space="preserve">REFERENCES</w:t>
               <w:tab/>
-              <w:t xml:space="preserve">65</w:t>
+              <w:t xml:space="preserve">1</w:t>
             </w:r>
           </w:hyperlink>
           <w:r>
@@ -6203,7 +6203,7 @@
     </w:p>
     <w:sdt>
       <w:sdtPr>
-        <w:id w:val="1961941844"/>
+        <w:id w:val="-469147490"/>
         <w:docPartObj>
           <w:docPartGallery w:val="Table of Contents"/>
           <w:docPartUnique w:val="1"/>
@@ -6903,7 +6903,7 @@
     </w:p>
     <w:sdt>
       <w:sdtPr>
-        <w:id w:val="2003849579"/>
+        <w:id w:val="163115032"/>
         <w:docPartObj>
           <w:docPartGallery w:val="Table of Contents"/>
           <w:docPartUnique w:val="1"/>
@@ -8406,7 +8406,7 @@
         <w:rPr>
           <w:rtl w:val="0"/>
         </w:rPr>
-        <w:t xml:space="preserve">To evaluate the usability and effectiveness of the proposed software through comparative user testing with target students or novice developers, validating its impact on bridging the gap between professional testing standards and educational needs.</w:t>
+        <w:t xml:space="preserve">To implement and validate an end-to-end testing workflow that automates regression verification and provides interactive visual feedback for coverage interpretation, eliminating the cognitive burden of CLI outputs.</w:t>
       </w:r>
     </w:p>
     <w:p>
@@ -8832,7 +8832,7 @@
         <w:rPr>
           <w:rtl w:val="0"/>
         </w:rPr>
-        <w:t xml:space="preserve">The usability evaluation is conducted primarily with student developers in an academic setting. Feedback from professional engineers in industrial workflows may reveal additional requirements not captured in this study.</w:t>
+        <w:t xml:space="preserve">The system validation and workflow evaluation were conducted primarily on demo projects within an academic setting. A large-scale comparative user study with professional engineers in industrial workflows is recommended for future research to capture additional requirements.</w:t>
       </w:r>
     </w:p>
     <w:p>
@@ -13031,7 +13031,7 @@
           <w:bCs w:val="1"/>
           <w:rtl w:val="0"/>
         </w:rPr>
-        <w:t xml:space="preserve">Usability Evaluation</w:t>
+        <w:t xml:space="preserve">System Validation and Workflow Evaluation</w:t>
       </w:r>
     </w:p>
     <w:p>
@@ -13043,7 +13043,7 @@
         <w:rPr>
           <w:rtl w:val="0"/>
         </w:rPr>
-        <w:t xml:space="preserve">This phase validates the software effectiveness through comparative user testing. It measures whether the GUI reduces configuration overhead compared to manual CLI workflows.</w:t>
+        <w:t xml:space="preserve">This phase validates the software effectiveness through end-to-end workflow benchmarking on real-world demo projects. It measures whether the GUI successfully reduces configuration overhead and meets the non-functional requirements.</w:t>
       </w:r>
     </w:p>
     <w:p>
@@ -13059,9 +13059,10 @@
       </w:pPr>
       <w:r>
         <w:rPr>
-          <w:rtl w:val="0"/>
-        </w:rPr>
-        <w:t xml:space="preserve">Recruit students or novice developers to participate in controlled comparative demo sessions</w:t>
+          <w:rFonts w:ascii="Cardo" w:cs="Cardo" w:eastAsia="Cardo" w:hAnsi="Cardo"/>
+          <w:rtl w:val="0"/>
+        </w:rPr>
+        <w:t xml:space="preserve">Execute a complete testing workflow (import → generate → execute → coverage) on a target Python project.</w:t>
       </w:r>
     </w:p>
     <w:p>
@@ -13079,7 +13080,7 @@
         <w:rPr>
           <w:rtl w:val="0"/>
         </w:rPr>
-        <w:t xml:space="preserve">Design tasks for manual CLI testing workflow and proposed software workflow for identical projects</w:t>
+        <w:t xml:space="preserve">Record workflow completion time, error frequency, and system responsiveness to verify compliance with NFR001 and NFR003 .</w:t>
       </w:r>
     </w:p>
     <w:p>
@@ -13097,7 +13098,7 @@
         <w:rPr>
           <w:rtl w:val="0"/>
         </w:rPr>
-        <w:t xml:space="preserve">Record task completion time, error frequency, and success rate for quantitative performance comparison</w:t>
+        <w:t xml:space="preserve">Verify all 13 Functional Requirements through systematic testing of the GUI, subprocess integration, and coverage visualization.</w:t>
       </w:r>
     </w:p>
     <w:p>
@@ -13115,52 +13116,13 @@
         <w:rPr>
           <w:rtl w:val="0"/>
         </w:rPr>
-        <w:t xml:space="preserve">Administer custom questionnaire to capture subjective feedback on learning curve, effort, and satisfaction</w:t>
-      </w:r>
-    </w:p>
-    <w:p>
-      <w:pPr>
-        <w:numPr>
-          <w:ilvl w:val="0"/>
-          <w:numId w:val="31"/>
-        </w:numPr>
-        <w:ind w:left="720" w:hanging="360"/>
-        <w:rPr>
-          <w:u w:val="none"/>
-        </w:rPr>
-      </w:pPr>
-      <w:r>
-        <w:rPr>
-          <w:rtl w:val="0"/>
-        </w:rPr>
-        <w:t xml:space="preserve">Analyze evaluation results to identify UI/UX bottlenecks and prioritize iterative refinements</w:t>
-      </w:r>
-    </w:p>
-    <w:p>
-      <w:pPr>
-        <w:numPr>
-          <w:ilvl w:val="0"/>
-          <w:numId w:val="31"/>
-        </w:numPr>
-        <w:ind w:left="720" w:hanging="360"/>
-        <w:rPr>
-          <w:u w:val="none"/>
-        </w:rPr>
-      </w:pPr>
-      <w:r>
-        <w:rPr>
-          <w:rtl w:val="0"/>
-        </w:rPr>
-        <w:t xml:space="preserve">Optimize the system based on aggregated user insights</w:t>
+        <w:t xml:space="preserve">Analyze the generated test metrics such as code coverage improvement to validate the effectiveness of the automated generation module.</w:t>
       </w:r>
     </w:p>
     <w:p>
       <w:pPr>
         <w:ind w:left="0" w:firstLine="0"/>
-        <w:rPr>
-          <w:b w:val="1"/>
-          <w:bCs w:val="1"/>
-        </w:rPr>
+        <w:rPr/>
       </w:pPr>
       <w:r>
         <w:rPr>
@@ -14009,7 +13971,7 @@
           <w:bCs w:val="1"/>
           <w:rtl w:val="0"/>
         </w:rPr>
-        <w:t xml:space="preserve">5.0 Usability Evaluation</w:t>
+        <w:t xml:space="preserve">5.0 System Validation and Workflow Evaluation</w:t>
       </w:r>
     </w:p>
     <w:p>
@@ -14025,7 +13987,7 @@
         <w:rPr>
           <w:rtl w:val="0"/>
         </w:rPr>
-        <w:t xml:space="preserve">5.1 Recruit target users</w:t>
+        <w:t xml:space="preserve">5.1 Execute end-to-end workflow on demo projects </w:t>
       </w:r>
     </w:p>
     <w:p>
@@ -14035,13 +13997,13 @@
         <w:jc w:val="left"/>
         <w:rPr/>
       </w:pPr>
-      <w:bookmarkStart w:colFirst="0" w:colLast="0" w:name="_npc7i3vmviqr" w:id="43"/>
-      <w:bookmarkEnd w:id="43"/>
-      <w:r>
-        <w:rPr>
-          <w:rtl w:val="0"/>
-        </w:rPr>
-        <w:t xml:space="preserve">5.2 Design comparative CLI vs. GUI testing tasks</w:t>
+      <w:bookmarkStart w:colFirst="0" w:colLast="0" w:name="_8rbq8llpr2ve" w:id="39"/>
+      <w:bookmarkEnd w:id="39"/>
+      <w:r>
+        <w:rPr>
+          <w:rtl w:val="0"/>
+        </w:rPr>
+        <w:t xml:space="preserve">5.2 Record completion time and verify NFR compliance </w:t>
       </w:r>
     </w:p>
     <w:p>
@@ -14057,7 +14019,7 @@
         <w:rPr>
           <w:rtl w:val="0"/>
         </w:rPr>
-        <w:t xml:space="preserve">5.3 Record completion time, error frequency, and success rate</w:t>
+        <w:t xml:space="preserve">5.3 Verify all 13 Functional Requirements </w:t>
       </w:r>
     </w:p>
     <w:p>
@@ -14067,13 +14029,32 @@
         <w:jc w:val="left"/>
         <w:rPr/>
       </w:pPr>
+      <w:bookmarkStart w:colFirst="0" w:colLast="0" w:name="_h2al38fbhob8" w:id="43"/>
+      <w:bookmarkEnd w:id="43"/>
+      <w:r>
+        <w:rPr>
+          <w:rtl w:val="0"/>
+        </w:rPr>
+        <w:t xml:space="preserve">5.4 Analyze generated test metrics and coverage improvement </w:t>
+      </w:r>
+    </w:p>
+    <w:p>
+      <w:pPr>
+        <w:jc w:val="left"/>
+        <w:rPr>
+          <w:b w:val="1"/>
+          <w:bCs w:val="1"/>
+        </w:rPr>
+      </w:pPr>
       <w:bookmarkStart w:colFirst="0" w:colLast="0" w:name="_8rbq8llpr2ve" w:id="39"/>
       <w:bookmarkEnd w:id="39"/>
       <w:r>
         <w:rPr>
-          <w:rtl w:val="0"/>
-        </w:rPr>
-        <w:t xml:space="preserve">5.4 Administer custom questionnaire</w:t>
+          <w:b w:val="1"/>
+          <w:bCs w:val="1"/>
+          <w:rtl w:val="0"/>
+        </w:rPr>
+        <w:t xml:space="preserve">6.0 Documentation and Packaging</w:t>
       </w:r>
     </w:p>
     <w:p>
@@ -14083,32 +14064,13 @@
         <w:jc w:val="left"/>
         <w:rPr/>
       </w:pPr>
-      <w:bookmarkStart w:colFirst="0" w:colLast="0" w:name="_h2al38fbhob8" w:id="44"/>
-      <w:bookmarkEnd w:id="44"/>
-      <w:r>
-        <w:rPr>
-          <w:rtl w:val="0"/>
-        </w:rPr>
-        <w:t xml:space="preserve">5.5 Analyze results &amp; optimize system based on aggregated insights</w:t>
-      </w:r>
-    </w:p>
-    <w:p>
-      <w:pPr>
-        <w:jc w:val="left"/>
-        <w:rPr>
-          <w:b w:val="1"/>
-          <w:bCs w:val="1"/>
-        </w:rPr>
-      </w:pPr>
       <w:bookmarkStart w:colFirst="0" w:colLast="0" w:name="_8rbq8llpr2ve" w:id="39"/>
       <w:bookmarkEnd w:id="39"/>
       <w:r>
         <w:rPr>
-          <w:b w:val="1"/>
-          <w:bCs w:val="1"/>
-          <w:rtl w:val="0"/>
-        </w:rPr>
-        <w:t xml:space="preserve">6.0 Documentation and Packaging</w:t>
+          <w:rtl w:val="0"/>
+        </w:rPr>
+        <w:t xml:space="preserve">6.1 Generate installers using Tauri builder</w:t>
       </w:r>
     </w:p>
     <w:p>
@@ -14118,13 +14080,13 @@
         <w:jc w:val="left"/>
         <w:rPr/>
       </w:pPr>
-      <w:bookmarkStart w:colFirst="0" w:colLast="0" w:name="_8rbq8llpr2ve" w:id="39"/>
-      <w:bookmarkEnd w:id="39"/>
-      <w:r>
-        <w:rPr>
-          <w:rtl w:val="0"/>
-        </w:rPr>
-        <w:t xml:space="preserve">6.1 Generate installers using Tauri builder</w:t>
+      <w:bookmarkStart w:colFirst="0" w:colLast="0" w:name="_4w50dq6iq8q5" w:id="44"/>
+      <w:bookmarkEnd w:id="44"/>
+      <w:r>
+        <w:rPr>
+          <w:rtl w:val="0"/>
+        </w:rPr>
+        <w:t xml:space="preserve">6.2 Compile user manual </w:t>
       </w:r>
     </w:p>
     <w:p>
@@ -14132,29 +14094,13 @@
         <w:spacing w:after="240" w:before="240" w:lineRule="auto"/>
         <w:ind w:left="720" w:firstLine="0"/>
         <w:jc w:val="left"/>
-        <w:rPr/>
-      </w:pPr>
-      <w:bookmarkStart w:colFirst="0" w:colLast="0" w:name="_4w50dq6iq8q5" w:id="45"/>
-      <w:bookmarkEnd w:id="45"/>
-      <w:r>
-        <w:rPr>
-          <w:rtl w:val="0"/>
-        </w:rPr>
-        <w:t xml:space="preserve">6.2 Compile user manual </w:t>
-      </w:r>
-    </w:p>
-    <w:p>
-      <w:pPr>
-        <w:spacing w:after="240" w:before="240" w:lineRule="auto"/>
-        <w:ind w:left="720" w:firstLine="0"/>
-        <w:jc w:val="left"/>
         <w:rPr>
           <w:b w:val="1"/>
           <w:bCs w:val="1"/>
         </w:rPr>
       </w:pPr>
-      <w:bookmarkStart w:colFirst="0" w:colLast="0" w:name="_y74cyprosgnq" w:id="46"/>
-      <w:bookmarkEnd w:id="46"/>
+      <w:bookmarkStart w:colFirst="0" w:colLast="0" w:name="_y74cyprosgnq" w:id="45"/>
+      <w:bookmarkEnd w:id="45"/>
       <w:r>
         <w:rPr>
           <w:rtl w:val="0"/>
@@ -14173,8 +14119,8 @@
         <w:jc w:val="left"/>
         <w:rPr/>
       </w:pPr>
-      <w:bookmarkStart w:colFirst="0" w:colLast="0" w:name="_fxrd6u1ucqvc" w:id="47"/>
-      <w:bookmarkEnd w:id="47"/>
+      <w:bookmarkStart w:colFirst="0" w:colLast="0" w:name="_fxrd6u1ucqvc" w:id="46"/>
+      <w:bookmarkEnd w:id="46"/>
       <w:r>
         <w:rPr>
           <w:rtl w:val="0"/>
@@ -14191,8 +14137,8 @@
         <w:ind w:left="851"/>
         <w:rPr/>
       </w:pPr>
-      <w:bookmarkStart w:colFirst="0" w:colLast="0" w:name="_ffvndkp0g25f" w:id="48"/>
-      <w:bookmarkEnd w:id="48"/>
+      <w:bookmarkStart w:colFirst="0" w:colLast="0" w:name="_ffvndkp0g25f" w:id="47"/>
+      <w:bookmarkEnd w:id="47"/>
       <w:r>
         <w:rPr>
           <w:rtl w:val="0"/>
@@ -14217,12 +14163,12 @@
           <wp:inline distB="114300" distT="114300" distL="114300" distR="114300">
             <wp:extent cx="4823150" cy="3733800"/>
             <wp:effectExtent b="0" l="0" r="0" t="0"/>
-            <wp:docPr id="11" name="image6.png"/>
+            <wp:docPr id="11" name="image16.png"/>
             <a:graphic>
               <a:graphicData uri="http://schemas.openxmlformats.org/drawingml/2006/picture">
                 <pic:pic>
                   <pic:nvPicPr>
-                    <pic:cNvPr id="0" name="image6.png"/>
+                    <pic:cNvPr id="0" name="image16.png"/>
                     <pic:cNvPicPr preferRelativeResize="0"/>
                   </pic:nvPicPr>
                   <pic:blipFill>
@@ -14257,8 +14203,8 @@
         <w:pStyle w:val="Heading6"/>
         <w:rPr/>
       </w:pPr>
-      <w:bookmarkStart w:colFirst="0" w:colLast="0" w:name="_n8ubbmj5osd8" w:id="49"/>
-      <w:bookmarkEnd w:id="49"/>
+      <w:bookmarkStart w:colFirst="0" w:colLast="0" w:name="_n8ubbmj5osd8" w:id="48"/>
+      <w:bookmarkEnd w:id="48"/>
       <w:r>
         <w:rPr>
           <w:rtl w:val="0"/>
@@ -14292,8 +14238,8 @@
         <w:ind w:left="851"/>
         <w:rPr/>
       </w:pPr>
-      <w:bookmarkStart w:colFirst="0" w:colLast="0" w:name="_8j7h0yms8mnj" w:id="50"/>
-      <w:bookmarkEnd w:id="50"/>
+      <w:bookmarkStart w:colFirst="0" w:colLast="0" w:name="_8j7h0yms8mnj" w:id="49"/>
+      <w:bookmarkEnd w:id="49"/>
       <w:r>
         <w:rPr>
           <w:rtl w:val="0"/>
@@ -14330,8 +14276,8 @@
         <w:spacing w:line="432" w:lineRule="auto"/>
         <w:rPr/>
       </w:pPr>
-      <w:bookmarkStart w:colFirst="0" w:colLast="0" w:name="_xlceul89csoh" w:id="51"/>
-      <w:bookmarkEnd w:id="51"/>
+      <w:bookmarkStart w:colFirst="0" w:colLast="0" w:name="_xlceul89csoh" w:id="50"/>
+      <w:bookmarkEnd w:id="50"/>
       <w:r>
         <w:rPr>
           <w:rtl w:val="0"/>
@@ -15198,8 +15144,8 @@
         <w:ind w:left="851"/>
         <w:rPr/>
       </w:pPr>
-      <w:bookmarkStart w:colFirst="0" w:colLast="0" w:name="_g55i87bvuvdp" w:id="52"/>
-      <w:bookmarkEnd w:id="52"/>
+      <w:bookmarkStart w:colFirst="0" w:colLast="0" w:name="_g55i87bvuvdp" w:id="51"/>
+      <w:bookmarkEnd w:id="51"/>
       <w:r>
         <w:rPr>
           <w:rtl w:val="0"/>
@@ -15236,8 +15182,8 @@
         </w:numPr>
         <w:ind w:left="0" w:firstLine="0"/>
       </w:pPr>
-      <w:bookmarkStart w:colFirst="0" w:colLast="0" w:name="_jcyayxlxhn5n" w:id="53"/>
-      <w:bookmarkEnd w:id="53"/>
+      <w:bookmarkStart w:colFirst="0" w:colLast="0" w:name="_jcyayxlxhn5n" w:id="52"/>
+      <w:bookmarkEnd w:id="52"/>
       <w:r>
         <w:rPr>
           <w:rtl w:val="0"/>
@@ -15263,8 +15209,8 @@
         <w:ind w:left="0" w:firstLine="0"/>
         <w:rPr/>
       </w:pPr>
-      <w:bookmarkStart w:colFirst="0" w:colLast="0" w:name="_c8ajjyoeehuv" w:id="54"/>
-      <w:bookmarkEnd w:id="54"/>
+      <w:bookmarkStart w:colFirst="0" w:colLast="0" w:name="_c8ajjyoeehuv" w:id="53"/>
+      <w:bookmarkEnd w:id="53"/>
       <w:r>
         <w:rPr>
           <w:rtl w:val="0"/>
@@ -15294,8 +15240,8 @@
           <w:bCs w:val="1"/>
         </w:rPr>
       </w:pPr>
-      <w:bookmarkStart w:colFirst="0" w:colLast="0" w:name="_rz32co4xcazo" w:id="55"/>
-      <w:bookmarkEnd w:id="55"/>
+      <w:bookmarkStart w:colFirst="0" w:colLast="0" w:name="_rz32co4xcazo" w:id="54"/>
+      <w:bookmarkEnd w:id="54"/>
       <w:r>
         <w:rPr>
           <w:rtl w:val="0"/>
@@ -15359,8 +15305,8 @@
           <w:bCs w:val="1"/>
         </w:rPr>
       </w:pPr>
-      <w:bookmarkStart w:colFirst="0" w:colLast="0" w:name="_ujpv9zyg2m3y" w:id="56"/>
-      <w:bookmarkEnd w:id="56"/>
+      <w:bookmarkStart w:colFirst="0" w:colLast="0" w:name="_ujpv9zyg2m3y" w:id="55"/>
+      <w:bookmarkEnd w:id="55"/>
       <w:r>
         <w:rPr>
           <w:rtl w:val="0"/>
@@ -15420,8 +15366,8 @@
         <w:ind w:left="0" w:firstLine="0"/>
         <w:rPr/>
       </w:pPr>
-      <w:bookmarkStart w:colFirst="0" w:colLast="0" w:name="_eayje1vnvrrh" w:id="57"/>
-      <w:bookmarkEnd w:id="57"/>
+      <w:bookmarkStart w:colFirst="0" w:colLast="0" w:name="_eayje1vnvrrh" w:id="56"/>
+      <w:bookmarkEnd w:id="56"/>
       <w:r>
         <w:br w:type="page"/>
       </w:r>
@@ -15440,8 +15386,8 @@
         </w:numPr>
         <w:ind w:left="851"/>
       </w:pPr>
-      <w:bookmarkStart w:colFirst="0" w:colLast="0" w:name="_6qf5zd7jqgi4" w:id="58"/>
-      <w:bookmarkEnd w:id="58"/>
+      <w:bookmarkStart w:colFirst="0" w:colLast="0" w:name="_6qf5zd7jqgi4" w:id="57"/>
+      <w:bookmarkEnd w:id="57"/>
       <w:r>
         <w:rPr>
           <w:rtl w:val="0"/>
@@ -15455,8 +15401,8 @@
         <w:spacing w:line="432" w:lineRule="auto"/>
         <w:rPr/>
       </w:pPr>
-      <w:bookmarkStart w:colFirst="0" w:colLast="0" w:name="_6cjvnb573nid" w:id="59"/>
-      <w:bookmarkEnd w:id="59"/>
+      <w:bookmarkStart w:colFirst="0" w:colLast="0" w:name="_6cjvnb573nid" w:id="58"/>
+      <w:bookmarkEnd w:id="58"/>
       <w:r>
         <w:rPr>
           <w:rtl w:val="0"/>
@@ -16540,8 +16486,8 @@
           <w:numId w:val="26"/>
         </w:numPr>
       </w:pPr>
-      <w:bookmarkStart w:colFirst="0" w:colLast="0" w:name="_hk0ayl2lbp7w" w:id="60"/>
-      <w:bookmarkEnd w:id="60"/>
+      <w:bookmarkStart w:colFirst="0" w:colLast="0" w:name="_hk0ayl2lbp7w" w:id="59"/>
+      <w:bookmarkEnd w:id="59"/>
       <w:r>
         <w:rPr>
           <w:rtl w:val="0"/>
@@ -16555,8 +16501,8 @@
         <w:spacing w:line="432" w:lineRule="auto"/>
         <w:rPr/>
       </w:pPr>
-      <w:bookmarkStart w:colFirst="0" w:colLast="0" w:name="_dny5znltxpif" w:id="61"/>
-      <w:bookmarkEnd w:id="61"/>
+      <w:bookmarkStart w:colFirst="0" w:colLast="0" w:name="_dny5znltxpif" w:id="60"/>
+      <w:bookmarkEnd w:id="60"/>
       <w:r>
         <w:rPr>
           <w:rtl w:val="0"/>
@@ -17279,8 +17225,8 @@
         <w:ind w:left="0" w:firstLine="0"/>
         <w:rPr/>
       </w:pPr>
-      <w:bookmarkStart w:colFirst="0" w:colLast="0" w:name="_i1kgrz9ykia" w:id="62"/>
-      <w:bookmarkEnd w:id="62"/>
+      <w:bookmarkStart w:colFirst="0" w:colLast="0" w:name="_i1kgrz9ykia" w:id="61"/>
+      <w:bookmarkEnd w:id="61"/>
       <w:r>
         <w:br w:type="page"/>
       </w:r>
@@ -17300,8 +17246,8 @@
         <w:ind w:left="851"/>
         <w:rPr/>
       </w:pPr>
-      <w:bookmarkStart w:colFirst="0" w:colLast="0" w:name="_ldps0fkp2z98" w:id="63"/>
-      <w:bookmarkEnd w:id="63"/>
+      <w:bookmarkStart w:colFirst="0" w:colLast="0" w:name="_ldps0fkp2z98" w:id="62"/>
+      <w:bookmarkEnd w:id="62"/>
       <w:r>
         <w:rPr>
           <w:rtl w:val="0"/>
@@ -17317,8 +17263,8 @@
           <w:numId w:val="26"/>
         </w:numPr>
       </w:pPr>
-      <w:bookmarkStart w:colFirst="0" w:colLast="0" w:name="_bj8ai6i7t35t" w:id="64"/>
-      <w:bookmarkEnd w:id="64"/>
+      <w:bookmarkStart w:colFirst="0" w:colLast="0" w:name="_bj8ai6i7t35t" w:id="63"/>
+      <w:bookmarkEnd w:id="63"/>
       <w:r>
         <w:rPr>
           <w:rtl w:val="0"/>
@@ -17332,8 +17278,8 @@
         <w:spacing w:line="432" w:lineRule="auto"/>
         <w:rPr/>
       </w:pPr>
-      <w:bookmarkStart w:colFirst="0" w:colLast="0" w:name="_uk35mkwotvam" w:id="65"/>
-      <w:bookmarkEnd w:id="65"/>
+      <w:bookmarkStart w:colFirst="0" w:colLast="0" w:name="_uk35mkwotvam" w:id="64"/>
+      <w:bookmarkEnd w:id="64"/>
       <w:r>
         <w:rPr>
           <w:rtl w:val="0"/>
@@ -17755,8 +17701,8 @@
         </w:numPr>
         <w:ind w:left="851"/>
       </w:pPr>
-      <w:bookmarkStart w:colFirst="0" w:colLast="0" w:name="_8un8jfmub5mt" w:id="66"/>
-      <w:bookmarkEnd w:id="66"/>
+      <w:bookmarkStart w:colFirst="0" w:colLast="0" w:name="_8un8jfmub5mt" w:id="65"/>
+      <w:bookmarkEnd w:id="65"/>
       <w:r>
         <w:rPr>
           <w:rtl w:val="0"/>
@@ -17775,12 +17721,12 @@
           <wp:inline distB="114300" distT="114300" distL="114300" distR="114300">
             <wp:extent cx="4823150" cy="3111500"/>
             <wp:effectExtent b="0" l="0" r="0" t="0"/>
-            <wp:docPr id="19" name="image12.png"/>
+            <wp:docPr id="19" name="image18.png"/>
             <a:graphic>
               <a:graphicData uri="http://schemas.openxmlformats.org/drawingml/2006/picture">
                 <pic:pic>
                   <pic:nvPicPr>
-                    <pic:cNvPr id="0" name="image12.png"/>
+                    <pic:cNvPr id="0" name="image18.png"/>
                     <pic:cNvPicPr preferRelativeResize="0"/>
                   </pic:nvPicPr>
                   <pic:blipFill>
@@ -17816,8 +17762,8 @@
         <w:spacing w:after="240" w:lineRule="auto"/>
         <w:rPr/>
       </w:pPr>
-      <w:bookmarkStart w:colFirst="0" w:colLast="0" w:name="_4j4pkv3lbb52" w:id="67"/>
-      <w:bookmarkEnd w:id="67"/>
+      <w:bookmarkStart w:colFirst="0" w:colLast="0" w:name="_4j4pkv3lbb52" w:id="66"/>
+      <w:bookmarkEnd w:id="66"/>
       <w:r>
         <w:rPr>
           <w:rtl w:val="0"/>
@@ -17842,8 +17788,8 @@
         </w:numPr>
         <w:rPr/>
       </w:pPr>
-      <w:bookmarkStart w:colFirst="0" w:colLast="0" w:name="_41vbjqy0jbtw" w:id="68"/>
-      <w:bookmarkEnd w:id="68"/>
+      <w:bookmarkStart w:colFirst="0" w:colLast="0" w:name="_41vbjqy0jbtw" w:id="67"/>
+      <w:bookmarkEnd w:id="67"/>
       <w:r>
         <w:rPr>
           <w:rtl w:val="0"/>
@@ -17857,8 +17803,8 @@
         <w:spacing w:line="432" w:lineRule="auto"/>
         <w:rPr/>
       </w:pPr>
-      <w:bookmarkStart w:colFirst="0" w:colLast="0" w:name="_kea4xcolvc18" w:id="69"/>
-      <w:bookmarkEnd w:id="69"/>
+      <w:bookmarkStart w:colFirst="0" w:colLast="0" w:name="_kea4xcolvc18" w:id="68"/>
+      <w:bookmarkEnd w:id="68"/>
       <w:r>
         <w:rPr>
           <w:rtl w:val="0"/>
@@ -19050,8 +18996,8 @@
           <w:bCs w:val="1"/>
         </w:rPr>
       </w:pPr>
-      <w:bookmarkStart w:colFirst="0" w:colLast="0" w:name="_o6z622ufq1rh" w:id="70"/>
-      <w:bookmarkEnd w:id="70"/>
+      <w:bookmarkStart w:colFirst="0" w:colLast="0" w:name="_o6z622ufq1rh" w:id="69"/>
+      <w:bookmarkEnd w:id="69"/>
       <w:r>
         <w:rPr>
           <w:rtl w:val="0"/>
@@ -19065,8 +19011,8 @@
         <w:spacing w:line="432" w:lineRule="auto"/>
         <w:rPr/>
       </w:pPr>
-      <w:bookmarkStart w:colFirst="0" w:colLast="0" w:name="_xae5vv9f3x59" w:id="71"/>
-      <w:bookmarkEnd w:id="71"/>
+      <w:bookmarkStart w:colFirst="0" w:colLast="0" w:name="_xae5vv9f3x59" w:id="70"/>
+      <w:bookmarkEnd w:id="70"/>
       <w:r>
         <w:rPr>
           <w:rtl w:val="0"/>
@@ -20347,8 +20293,8 @@
           <w:bCs w:val="1"/>
         </w:rPr>
       </w:pPr>
-      <w:bookmarkStart w:colFirst="0" w:colLast="0" w:name="_m6w68kny6ry" w:id="72"/>
-      <w:bookmarkEnd w:id="72"/>
+      <w:bookmarkStart w:colFirst="0" w:colLast="0" w:name="_m6w68kny6ry" w:id="71"/>
+      <w:bookmarkEnd w:id="71"/>
       <w:r>
         <w:rPr>
           <w:rtl w:val="0"/>
@@ -20362,8 +20308,8 @@
         <w:spacing w:line="432" w:lineRule="auto"/>
         <w:rPr/>
       </w:pPr>
-      <w:bookmarkStart w:colFirst="0" w:colLast="0" w:name="_wdncljj8sghz" w:id="73"/>
-      <w:bookmarkEnd w:id="73"/>
+      <w:bookmarkStart w:colFirst="0" w:colLast="0" w:name="_wdncljj8sghz" w:id="72"/>
+      <w:bookmarkEnd w:id="72"/>
       <w:r>
         <w:rPr>
           <w:rtl w:val="0"/>
@@ -21493,8 +21439,8 @@
           <w:bCs w:val="1"/>
         </w:rPr>
       </w:pPr>
-      <w:bookmarkStart w:colFirst="0" w:colLast="0" w:name="_b5yj6dtwspco" w:id="74"/>
-      <w:bookmarkEnd w:id="74"/>
+      <w:bookmarkStart w:colFirst="0" w:colLast="0" w:name="_b5yj6dtwspco" w:id="73"/>
+      <w:bookmarkEnd w:id="73"/>
       <w:r>
         <w:rPr>
           <w:rtl w:val="0"/>
@@ -21508,8 +21454,8 @@
         <w:spacing w:line="432" w:lineRule="auto"/>
         <w:rPr/>
       </w:pPr>
-      <w:bookmarkStart w:colFirst="0" w:colLast="0" w:name="_1owodn7d63q" w:id="75"/>
-      <w:bookmarkEnd w:id="75"/>
+      <w:bookmarkStart w:colFirst="0" w:colLast="0" w:name="_1owodn7d63q" w:id="74"/>
+      <w:bookmarkEnd w:id="74"/>
       <w:r>
         <w:rPr>
           <w:rtl w:val="0"/>
@@ -22627,8 +22573,8 @@
         <w:ind w:left="0" w:firstLine="0"/>
         <w:rPr/>
       </w:pPr>
-      <w:bookmarkStart w:colFirst="0" w:colLast="0" w:name="_pdn0ltthl0" w:id="76"/>
-      <w:bookmarkEnd w:id="76"/>
+      <w:bookmarkStart w:colFirst="0" w:colLast="0" w:name="_pdn0ltthl0" w:id="75"/>
+      <w:bookmarkEnd w:id="75"/>
       <w:r>
         <w:br w:type="page"/>
       </w:r>
@@ -22648,8 +22594,8 @@
         <w:ind w:left="851"/>
         <w:rPr/>
       </w:pPr>
-      <w:bookmarkStart w:colFirst="0" w:colLast="0" w:name="_36w3xt2g6tbu" w:id="77"/>
-      <w:bookmarkEnd w:id="77"/>
+      <w:bookmarkStart w:colFirst="0" w:colLast="0" w:name="_36w3xt2g6tbu" w:id="76"/>
+      <w:bookmarkEnd w:id="76"/>
       <w:r>
         <w:rPr>
           <w:rtl w:val="0"/>
@@ -22669,12 +22615,12 @@
           <wp:inline distB="114300" distT="114300" distL="114300" distR="114300">
             <wp:extent cx="3190875" cy="8137865"/>
             <wp:effectExtent b="0" l="0" r="0" t="0"/>
-            <wp:docPr id="4" name="image3.png"/>
+            <wp:docPr id="4" name="image13.png"/>
             <a:graphic>
               <a:graphicData uri="http://schemas.openxmlformats.org/drawingml/2006/picture">
                 <pic:pic>
                   <pic:nvPicPr>
-                    <pic:cNvPr id="0" name="image3.png"/>
+                    <pic:cNvPr id="0" name="image13.png"/>
                     <pic:cNvPicPr preferRelativeResize="0"/>
                   </pic:nvPicPr>
                   <pic:blipFill>
@@ -22710,8 +22656,8 @@
         <w:spacing w:after="240" w:lineRule="auto"/>
         <w:rPr/>
       </w:pPr>
-      <w:bookmarkStart w:colFirst="0" w:colLast="0" w:name="_xxltot27maj6" w:id="78"/>
-      <w:bookmarkEnd w:id="78"/>
+      <w:bookmarkStart w:colFirst="0" w:colLast="0" w:name="_xxltot27maj6" w:id="77"/>
+      <w:bookmarkEnd w:id="77"/>
       <w:r>
         <w:rPr>
           <w:rtl w:val="0"/>
@@ -22730,12 +22676,12 @@
           <wp:inline distB="114300" distT="114300" distL="114300" distR="114300">
             <wp:extent cx="4823150" cy="6045200"/>
             <wp:effectExtent b="0" l="0" r="0" t="0"/>
-            <wp:docPr id="1" name="image16.png"/>
+            <wp:docPr id="1" name="image6.png"/>
             <a:graphic>
               <a:graphicData uri="http://schemas.openxmlformats.org/drawingml/2006/picture">
                 <pic:pic>
                   <pic:nvPicPr>
-                    <pic:cNvPr id="0" name="image16.png"/>
+                    <pic:cNvPr id="0" name="image6.png"/>
                     <pic:cNvPicPr preferRelativeResize="0"/>
                   </pic:nvPicPr>
                   <pic:blipFill>
@@ -22771,8 +22717,8 @@
         <w:spacing w:after="240" w:lineRule="auto"/>
         <w:rPr/>
       </w:pPr>
-      <w:bookmarkStart w:colFirst="0" w:colLast="0" w:name="_9a6air4py7ca" w:id="79"/>
-      <w:bookmarkEnd w:id="79"/>
+      <w:bookmarkStart w:colFirst="0" w:colLast="0" w:name="_9a6air4py7ca" w:id="78"/>
+      <w:bookmarkEnd w:id="78"/>
       <w:r>
         <w:rPr>
           <w:rtl w:val="0"/>
@@ -22803,12 +22749,12 @@
           <wp:inline distB="114300" distT="114300" distL="114300" distR="114300">
             <wp:extent cx="4823150" cy="7696200"/>
             <wp:effectExtent b="0" l="0" r="0" t="0"/>
-            <wp:docPr id="12" name="image11.png"/>
+            <wp:docPr id="12" name="image9.png"/>
             <a:graphic>
               <a:graphicData uri="http://schemas.openxmlformats.org/drawingml/2006/picture">
                 <pic:pic>
                   <pic:nvPicPr>
-                    <pic:cNvPr id="0" name="image11.png"/>
+                    <pic:cNvPr id="0" name="image9.png"/>
                     <pic:cNvPicPr preferRelativeResize="0"/>
                   </pic:nvPicPr>
                   <pic:blipFill>
@@ -22844,8 +22790,8 @@
         <w:spacing w:after="240" w:lineRule="auto"/>
         <w:rPr/>
       </w:pPr>
-      <w:bookmarkStart w:colFirst="0" w:colLast="0" w:name="_gch28ehjaw0t" w:id="80"/>
-      <w:bookmarkEnd w:id="80"/>
+      <w:bookmarkStart w:colFirst="0" w:colLast="0" w:name="_gch28ehjaw0t" w:id="79"/>
+      <w:bookmarkEnd w:id="79"/>
       <w:r>
         <w:rPr>
           <w:rtl w:val="0"/>
@@ -22876,12 +22822,12 @@
           <wp:inline distB="114300" distT="114300" distL="114300" distR="114300">
             <wp:extent cx="4823150" cy="3949700"/>
             <wp:effectExtent b="0" l="0" r="0" t="0"/>
-            <wp:docPr id="3" name="image4.png"/>
+            <wp:docPr id="3" name="image10.png"/>
             <a:graphic>
               <a:graphicData uri="http://schemas.openxmlformats.org/drawingml/2006/picture">
                 <pic:pic>
                   <pic:nvPicPr>
-                    <pic:cNvPr id="0" name="image4.png"/>
+                    <pic:cNvPr id="0" name="image10.png"/>
                     <pic:cNvPicPr preferRelativeResize="0"/>
                   </pic:nvPicPr>
                   <pic:blipFill>
@@ -22917,8 +22863,8 @@
         <w:spacing w:after="240" w:lineRule="auto"/>
         <w:rPr/>
       </w:pPr>
-      <w:bookmarkStart w:colFirst="0" w:colLast="0" w:name="_opv81q902flj" w:id="81"/>
-      <w:bookmarkEnd w:id="81"/>
+      <w:bookmarkStart w:colFirst="0" w:colLast="0" w:name="_opv81q902flj" w:id="80"/>
+      <w:bookmarkEnd w:id="80"/>
       <w:r>
         <w:rPr>
           <w:rtl w:val="0"/>
@@ -22949,12 +22895,12 @@
           <wp:inline distB="114300" distT="114300" distL="114300" distR="114300">
             <wp:extent cx="4823150" cy="8140700"/>
             <wp:effectExtent b="0" l="0" r="0" t="0"/>
-            <wp:docPr id="17" name="image8.png"/>
+            <wp:docPr id="17" name="image19.png"/>
             <a:graphic>
               <a:graphicData uri="http://schemas.openxmlformats.org/drawingml/2006/picture">
                 <pic:pic>
                   <pic:nvPicPr>
-                    <pic:cNvPr id="0" name="image8.png"/>
+                    <pic:cNvPr id="0" name="image19.png"/>
                     <pic:cNvPicPr preferRelativeResize="0"/>
                   </pic:nvPicPr>
                   <pic:blipFill>
@@ -22990,8 +22936,8 @@
         <w:spacing w:after="240" w:lineRule="auto"/>
         <w:rPr/>
       </w:pPr>
-      <w:bookmarkStart w:colFirst="0" w:colLast="0" w:name="_2ibhe3l80tuc" w:id="82"/>
-      <w:bookmarkEnd w:id="82"/>
+      <w:bookmarkStart w:colFirst="0" w:colLast="0" w:name="_2ibhe3l80tuc" w:id="81"/>
+      <w:bookmarkEnd w:id="81"/>
       <w:r>
         <w:rPr>
           <w:rtl w:val="0"/>
@@ -23009,8 +22955,8 @@
         <w:ind w:left="851"/>
         <w:rPr/>
       </w:pPr>
-      <w:bookmarkStart w:colFirst="0" w:colLast="0" w:name="_lvxcdzfyqbjx" w:id="83"/>
-      <w:bookmarkEnd w:id="83"/>
+      <w:bookmarkStart w:colFirst="0" w:colLast="0" w:name="_lvxcdzfyqbjx" w:id="82"/>
+      <w:bookmarkEnd w:id="82"/>
       <w:r>
         <w:rPr>
           <w:rtl w:val="0"/>
@@ -23030,12 +22976,12 @@
             <wp:extent cx="5364162" cy="4367658"/>
             <wp:effectExtent b="0" l="0" r="0" t="0"/>
             <wp:wrapSquare wrapText="bothSides" distB="114300" distT="114300" distL="114300" distR="114300"/>
-            <wp:docPr id="8" name="image5.png"/>
+            <wp:docPr id="8" name="image1.png"/>
             <a:graphic>
               <a:graphicData uri="http://schemas.openxmlformats.org/drawingml/2006/picture">
                 <pic:pic>
                   <pic:nvPicPr>
-                    <pic:cNvPr id="0" name="image5.png"/>
+                    <pic:cNvPr id="0" name="image1.png"/>
                     <pic:cNvPicPr preferRelativeResize="0"/>
                   </pic:nvPicPr>
                   <pic:blipFill>
@@ -23066,8 +23012,8 @@
         <w:spacing w:after="240" w:lineRule="auto"/>
         <w:rPr/>
       </w:pPr>
-      <w:bookmarkStart w:colFirst="0" w:colLast="0" w:name="_6c3ra316gu47" w:id="84"/>
-      <w:bookmarkEnd w:id="84"/>
+      <w:bookmarkStart w:colFirst="0" w:colLast="0" w:name="_6c3ra316gu47" w:id="83"/>
+      <w:bookmarkEnd w:id="83"/>
       <w:r>
         <w:rPr>
           <w:rtl w:val="0"/>
@@ -23093,12 +23039,12 @@
           <wp:inline distB="114300" distT="114300" distL="114300" distR="114300">
             <wp:extent cx="4823150" cy="4406900"/>
             <wp:effectExtent b="0" l="0" r="0" t="0"/>
-            <wp:docPr id="15" name="image9.png"/>
+            <wp:docPr id="15" name="image5.png"/>
             <a:graphic>
               <a:graphicData uri="http://schemas.openxmlformats.org/drawingml/2006/picture">
                 <pic:pic>
                   <pic:nvPicPr>
-                    <pic:cNvPr id="0" name="image9.png"/>
+                    <pic:cNvPr id="0" name="image5.png"/>
                     <pic:cNvPicPr preferRelativeResize="0"/>
                   </pic:nvPicPr>
                   <pic:blipFill>
@@ -23134,8 +23080,8 @@
         <w:spacing w:after="240" w:lineRule="auto"/>
         <w:rPr/>
       </w:pPr>
-      <w:bookmarkStart w:colFirst="0" w:colLast="0" w:name="_jwp20ffvephz" w:id="85"/>
-      <w:bookmarkEnd w:id="85"/>
+      <w:bookmarkStart w:colFirst="0" w:colLast="0" w:name="_jwp20ffvephz" w:id="84"/>
+      <w:bookmarkEnd w:id="84"/>
       <w:r>
         <w:rPr>
           <w:rtl w:val="0"/>
@@ -23161,12 +23107,12 @@
           <wp:inline distB="114300" distT="114300" distL="114300" distR="114300">
             <wp:extent cx="5221288" cy="3642519"/>
             <wp:effectExtent b="0" l="0" r="0" t="0"/>
-            <wp:docPr id="16" name="image19.png"/>
+            <wp:docPr id="16" name="image17.png"/>
             <a:graphic>
               <a:graphicData uri="http://schemas.openxmlformats.org/drawingml/2006/picture">
                 <pic:pic>
                   <pic:nvPicPr>
-                    <pic:cNvPr id="0" name="image19.png"/>
+                    <pic:cNvPr id="0" name="image17.png"/>
                     <pic:cNvPicPr preferRelativeResize="0"/>
                   </pic:nvPicPr>
                   <pic:blipFill>
@@ -23202,8 +23148,8 @@
         <w:spacing w:after="240" w:lineRule="auto"/>
         <w:rPr/>
       </w:pPr>
-      <w:bookmarkStart w:colFirst="0" w:colLast="0" w:name="_oaipx6ybtk74" w:id="86"/>
-      <w:bookmarkEnd w:id="86"/>
+      <w:bookmarkStart w:colFirst="0" w:colLast="0" w:name="_oaipx6ybtk74" w:id="85"/>
+      <w:bookmarkEnd w:id="85"/>
       <w:r>
         <w:rPr>
           <w:rtl w:val="0"/>
@@ -23234,12 +23180,12 @@
           <wp:inline distB="114300" distT="114300" distL="114300" distR="114300">
             <wp:extent cx="5075238" cy="4423280"/>
             <wp:effectExtent b="0" l="0" r="0" t="0"/>
-            <wp:docPr id="10" name="image13.png"/>
+            <wp:docPr id="10" name="image7.png"/>
             <a:graphic>
               <a:graphicData uri="http://schemas.openxmlformats.org/drawingml/2006/picture">
                 <pic:pic>
                   <pic:nvPicPr>
-                    <pic:cNvPr id="0" name="image13.png"/>
+                    <pic:cNvPr id="0" name="image7.png"/>
                     <pic:cNvPicPr preferRelativeResize="0"/>
                   </pic:nvPicPr>
                   <pic:blipFill>
@@ -23275,8 +23221,8 @@
         <w:spacing w:after="240" w:lineRule="auto"/>
         <w:rPr/>
       </w:pPr>
-      <w:bookmarkStart w:colFirst="0" w:colLast="0" w:name="_urnyrwuneuza" w:id="87"/>
-      <w:bookmarkEnd w:id="87"/>
+      <w:bookmarkStart w:colFirst="0" w:colLast="0" w:name="_urnyrwuneuza" w:id="86"/>
+      <w:bookmarkEnd w:id="86"/>
       <w:r>
         <w:rPr>
           <w:rtl w:val="0"/>
@@ -23294,12 +23240,12 @@
           <wp:inline distB="114300" distT="114300" distL="114300" distR="114300">
             <wp:extent cx="5352269" cy="4495483"/>
             <wp:effectExtent b="0" l="0" r="0" t="0"/>
-            <wp:docPr id="5" name="image18.png"/>
+            <wp:docPr id="5" name="image2.png"/>
             <a:graphic>
               <a:graphicData uri="http://schemas.openxmlformats.org/drawingml/2006/picture">
                 <pic:pic>
                   <pic:nvPicPr>
-                    <pic:cNvPr id="0" name="image18.png"/>
+                    <pic:cNvPr id="0" name="image2.png"/>
                     <pic:cNvPicPr preferRelativeResize="0"/>
                   </pic:nvPicPr>
                   <pic:blipFill>
@@ -23335,8 +23281,8 @@
         <w:spacing w:after="240" w:lineRule="auto"/>
         <w:rPr/>
       </w:pPr>
-      <w:bookmarkStart w:colFirst="0" w:colLast="0" w:name="_y2x26ogg7m6o" w:id="88"/>
-      <w:bookmarkEnd w:id="88"/>
+      <w:bookmarkStart w:colFirst="0" w:colLast="0" w:name="_y2x26ogg7m6o" w:id="87"/>
+      <w:bookmarkEnd w:id="87"/>
       <w:r>
         <w:rPr>
           <w:rtl w:val="0"/>
@@ -23367,8 +23313,8 @@
         </w:numPr>
         <w:ind w:left="0" w:firstLine="0"/>
       </w:pPr>
-      <w:bookmarkStart w:colFirst="0" w:colLast="0" w:name="_wo4914x2pvdf" w:id="89"/>
-      <w:bookmarkEnd w:id="89"/>
+      <w:bookmarkStart w:colFirst="0" w:colLast="0" w:name="_wo4914x2pvdf" w:id="88"/>
+      <w:bookmarkEnd w:id="88"/>
       <w:r>
         <w:rPr>
           <w:rtl w:val="0"/>
@@ -23394,8 +23340,8 @@
         <w:ind w:left="0" w:firstLine="0"/>
         <w:rPr/>
       </w:pPr>
-      <w:bookmarkStart w:colFirst="0" w:colLast="0" w:name="_8kmu45mas3k4" w:id="90"/>
-      <w:bookmarkEnd w:id="90"/>
+      <w:bookmarkStart w:colFirst="0" w:colLast="0" w:name="_8kmu45mas3k4" w:id="89"/>
+      <w:bookmarkEnd w:id="89"/>
       <w:r>
         <w:rPr>
           <w:rtl w:val="0"/>
@@ -23428,8 +23374,8 @@
           <w:bCs w:val="1"/>
         </w:rPr>
       </w:pPr>
-      <w:bookmarkStart w:colFirst="0" w:colLast="0" w:name="_hesd6v3i0wvn" w:id="91"/>
-      <w:bookmarkEnd w:id="91"/>
+      <w:bookmarkStart w:colFirst="0" w:colLast="0" w:name="_hesd6v3i0wvn" w:id="90"/>
+      <w:bookmarkEnd w:id="90"/>
       <w:r>
         <w:rPr>
           <w:rtl w:val="0"/>
@@ -23573,12 +23519,12 @@
           <wp:inline distB="114300" distT="114300" distL="114300" distR="114300">
             <wp:extent cx="4823150" cy="4775200"/>
             <wp:effectExtent b="0" l="0" r="0" t="0"/>
-            <wp:docPr id="2" name="image14.jpg"/>
+            <wp:docPr id="2" name="image4.jpg"/>
             <a:graphic>
               <a:graphicData uri="http://schemas.openxmlformats.org/drawingml/2006/picture">
                 <pic:pic>
                   <pic:nvPicPr>
-                    <pic:cNvPr id="0" name="image14.jpg"/>
+                    <pic:cNvPr id="0" name="image4.jpg"/>
                     <pic:cNvPicPr preferRelativeResize="0"/>
                   </pic:nvPicPr>
                   <pic:blipFill>
@@ -23614,8 +23560,8 @@
         <w:spacing w:after="240" w:lineRule="auto"/>
         <w:rPr/>
       </w:pPr>
-      <w:bookmarkStart w:colFirst="0" w:colLast="0" w:name="_fs5vvidac1ot" w:id="92"/>
-      <w:bookmarkEnd w:id="92"/>
+      <w:bookmarkStart w:colFirst="0" w:colLast="0" w:name="_fs5vvidac1ot" w:id="91"/>
+      <w:bookmarkEnd w:id="91"/>
       <w:r>
         <w:rPr>
           <w:rtl w:val="0"/>
@@ -23643,8 +23589,8 @@
           <w:bCs w:val="1"/>
         </w:rPr>
       </w:pPr>
-      <w:bookmarkStart w:colFirst="0" w:colLast="0" w:name="_vspvcrxlhavu" w:id="93"/>
-      <w:bookmarkEnd w:id="93"/>
+      <w:bookmarkStart w:colFirst="0" w:colLast="0" w:name="_vspvcrxlhavu" w:id="92"/>
+      <w:bookmarkEnd w:id="92"/>
       <w:r>
         <w:rPr>
           <w:rtl w:val="0"/>
@@ -23685,8 +23631,8 @@
           <w:bCs w:val="1"/>
         </w:rPr>
       </w:pPr>
-      <w:bookmarkStart w:colFirst="0" w:colLast="0" w:name="_8r9g7ycwe7fo" w:id="94"/>
-      <w:bookmarkEnd w:id="94"/>
+      <w:bookmarkStart w:colFirst="0" w:colLast="0" w:name="_8r9g7ycwe7fo" w:id="93"/>
+      <w:bookmarkEnd w:id="93"/>
       <w:r>
         <w:rPr>
           <w:rtl w:val="0"/>
@@ -23704,12 +23650,12 @@
           <wp:inline distB="114300" distT="114300" distL="114300" distR="114300">
             <wp:extent cx="4804100" cy="2807876"/>
             <wp:effectExtent b="0" l="0" r="0" t="0"/>
-            <wp:docPr id="9" name="image2.png"/>
+            <wp:docPr id="9" name="image14.png"/>
             <a:graphic>
               <a:graphicData uri="http://schemas.openxmlformats.org/drawingml/2006/picture">
                 <pic:pic>
                   <pic:nvPicPr>
-                    <pic:cNvPr id="0" name="image2.png"/>
+                    <pic:cNvPr id="0" name="image14.png"/>
                     <pic:cNvPicPr preferRelativeResize="0"/>
                   </pic:nvPicPr>
                   <pic:blipFill>
@@ -23745,8 +23691,8 @@
         <w:spacing w:after="240" w:lineRule="auto"/>
         <w:rPr/>
       </w:pPr>
-      <w:bookmarkStart w:colFirst="0" w:colLast="0" w:name="_ua6je2reum4f" w:id="95"/>
-      <w:bookmarkEnd w:id="95"/>
+      <w:bookmarkStart w:colFirst="0" w:colLast="0" w:name="_ua6je2reum4f" w:id="94"/>
+      <w:bookmarkEnd w:id="94"/>
       <w:r>
         <w:rPr>
           <w:rtl w:val="0"/>
@@ -23787,8 +23733,8 @@
           <w:bCs w:val="1"/>
         </w:rPr>
       </w:pPr>
-      <w:bookmarkStart w:colFirst="0" w:colLast="0" w:name="_s63auiabinv7" w:id="96"/>
-      <w:bookmarkEnd w:id="96"/>
+      <w:bookmarkStart w:colFirst="0" w:colLast="0" w:name="_s63auiabinv7" w:id="95"/>
+      <w:bookmarkEnd w:id="95"/>
       <w:r>
         <w:rPr>
           <w:rtl w:val="0"/>
@@ -23806,12 +23752,12 @@
           <wp:inline distB="114300" distT="114300" distL="114300" distR="114300">
             <wp:extent cx="4808538" cy="2806700"/>
             <wp:effectExtent b="0" l="0" r="0" t="0"/>
-            <wp:docPr id="6" name="image17.png"/>
+            <wp:docPr id="6" name="image8.png"/>
             <a:graphic>
               <a:graphicData uri="http://schemas.openxmlformats.org/drawingml/2006/picture">
                 <pic:pic>
                   <pic:nvPicPr>
-                    <pic:cNvPr id="0" name="image17.png"/>
+                    <pic:cNvPr id="0" name="image8.png"/>
                     <pic:cNvPicPr preferRelativeResize="0"/>
                   </pic:nvPicPr>
                   <pic:blipFill>
@@ -23847,8 +23793,8 @@
         <w:spacing w:after="240" w:lineRule="auto"/>
         <w:rPr/>
       </w:pPr>
-      <w:bookmarkStart w:colFirst="0" w:colLast="0" w:name="_sckzp653a00w" w:id="97"/>
-      <w:bookmarkEnd w:id="97"/>
+      <w:bookmarkStart w:colFirst="0" w:colLast="0" w:name="_sckzp653a00w" w:id="96"/>
+      <w:bookmarkEnd w:id="96"/>
       <w:r>
         <w:rPr>
           <w:rtl w:val="0"/>
@@ -23887,8 +23833,8 @@
           <w:bCs w:val="1"/>
         </w:rPr>
       </w:pPr>
-      <w:bookmarkStart w:colFirst="0" w:colLast="0" w:name="_28b27c1hz4zk" w:id="98"/>
-      <w:bookmarkEnd w:id="98"/>
+      <w:bookmarkStart w:colFirst="0" w:colLast="0" w:name="_28b27c1hz4zk" w:id="97"/>
+      <w:bookmarkEnd w:id="97"/>
       <w:r>
         <w:rPr>
           <w:rtl w:val="0"/>
@@ -23906,12 +23852,12 @@
           <wp:inline distB="114300" distT="114300" distL="114300" distR="114300">
             <wp:extent cx="4808538" cy="3009900"/>
             <wp:effectExtent b="0" l="0" r="0" t="0"/>
-            <wp:docPr id="13" name="image7.png"/>
+            <wp:docPr id="13" name="image15.png"/>
             <a:graphic>
               <a:graphicData uri="http://schemas.openxmlformats.org/drawingml/2006/picture">
                 <pic:pic>
                   <pic:nvPicPr>
-                    <pic:cNvPr id="0" name="image7.png"/>
+                    <pic:cNvPr id="0" name="image15.png"/>
                     <pic:cNvPicPr preferRelativeResize="0"/>
                   </pic:nvPicPr>
                   <pic:blipFill>
@@ -23947,8 +23893,8 @@
         <w:spacing w:after="240" w:lineRule="auto"/>
         <w:rPr/>
       </w:pPr>
-      <w:bookmarkStart w:colFirst="0" w:colLast="0" w:name="_35emfn4m3zh9" w:id="99"/>
-      <w:bookmarkEnd w:id="99"/>
+      <w:bookmarkStart w:colFirst="0" w:colLast="0" w:name="_35emfn4m3zh9" w:id="98"/>
+      <w:bookmarkEnd w:id="98"/>
       <w:r>
         <w:rPr>
           <w:rtl w:val="0"/>
@@ -23987,8 +23933,8 @@
           <w:bCs w:val="1"/>
         </w:rPr>
       </w:pPr>
-      <w:bookmarkStart w:colFirst="0" w:colLast="0" w:name="_7lr7pf3agq2l" w:id="100"/>
-      <w:bookmarkEnd w:id="100"/>
+      <w:bookmarkStart w:colFirst="0" w:colLast="0" w:name="_7lr7pf3agq2l" w:id="99"/>
+      <w:bookmarkEnd w:id="99"/>
       <w:r>
         <w:rPr>
           <w:rtl w:val="0"/>
@@ -24006,12 +23952,12 @@
           <wp:inline distB="114300" distT="114300" distL="114300" distR="114300">
             <wp:extent cx="4823150" cy="1714500"/>
             <wp:effectExtent b="0" l="0" r="0" t="0"/>
-            <wp:docPr id="7" name="image15.png"/>
+            <wp:docPr id="7" name="image3.png"/>
             <a:graphic>
               <a:graphicData uri="http://schemas.openxmlformats.org/drawingml/2006/picture">
                 <pic:pic>
                   <pic:nvPicPr>
-                    <pic:cNvPr id="0" name="image15.png"/>
+                    <pic:cNvPr id="0" name="image3.png"/>
                     <pic:cNvPicPr preferRelativeResize="0"/>
                   </pic:nvPicPr>
                   <pic:blipFill>
@@ -24047,8 +23993,8 @@
         <w:spacing w:after="240" w:lineRule="auto"/>
         <w:rPr/>
       </w:pPr>
-      <w:bookmarkStart w:colFirst="0" w:colLast="0" w:name="_t0hgnfg1pb2y" w:id="101"/>
-      <w:bookmarkEnd w:id="101"/>
+      <w:bookmarkStart w:colFirst="0" w:colLast="0" w:name="_t0hgnfg1pb2y" w:id="100"/>
+      <w:bookmarkEnd w:id="100"/>
       <w:r>
         <w:rPr>
           <w:rtl w:val="0"/>
@@ -24086,8 +24032,8 @@
         </w:numPr>
         <w:rPr/>
       </w:pPr>
-      <w:bookmarkStart w:colFirst="0" w:colLast="0" w:name="_thlw1d9j03x" w:id="102"/>
-      <w:bookmarkEnd w:id="102"/>
+      <w:bookmarkStart w:colFirst="0" w:colLast="0" w:name="_thlw1d9j03x" w:id="101"/>
+      <w:bookmarkEnd w:id="101"/>
       <w:r>
         <w:rPr>
           <w:rtl w:val="0"/>
@@ -24127,8 +24073,8 @@
         </w:numPr>
         <w:rPr/>
       </w:pPr>
-      <w:bookmarkStart w:colFirst="0" w:colLast="0" w:name="_c2nym41x2c5h" w:id="103"/>
-      <w:bookmarkEnd w:id="103"/>
+      <w:bookmarkStart w:colFirst="0" w:colLast="0" w:name="_c2nym41x2c5h" w:id="102"/>
+      <w:bookmarkEnd w:id="102"/>
       <w:r>
         <w:rPr>
           <w:rtl w:val="0"/>
@@ -24168,8 +24114,8 @@
         </w:numPr>
         <w:rPr/>
       </w:pPr>
-      <w:bookmarkStart w:colFirst="0" w:colLast="0" w:name="_5t8jt3x4pmj5" w:id="104"/>
-      <w:bookmarkEnd w:id="104"/>
+      <w:bookmarkStart w:colFirst="0" w:colLast="0" w:name="_5t8jt3x4pmj5" w:id="103"/>
+      <w:bookmarkEnd w:id="103"/>
       <w:r>
         <w:rPr>
           <w:rtl w:val="0"/>
@@ -24212,12 +24158,12 @@
           <wp:inline distB="114300" distT="114300" distL="114300" distR="114300">
             <wp:extent cx="4122567" cy="6705282"/>
             <wp:effectExtent b="0" l="0" r="0" t="0"/>
-            <wp:docPr id="18" name="image1.png"/>
+            <wp:docPr id="18" name="image12.png"/>
             <a:graphic>
               <a:graphicData uri="http://schemas.openxmlformats.org/drawingml/2006/picture">
                 <pic:pic>
                   <pic:nvPicPr>
-                    <pic:cNvPr id="0" name="image1.png"/>
+                    <pic:cNvPr id="0" name="image12.png"/>
                     <pic:cNvPicPr preferRelativeResize="0"/>
                   </pic:nvPicPr>
                   <pic:blipFill>
@@ -24253,8 +24199,8 @@
         <w:spacing w:after="240" w:lineRule="auto"/>
         <w:rPr/>
       </w:pPr>
-      <w:bookmarkStart w:colFirst="0" w:colLast="0" w:name="_2j9tma99t64z" w:id="105"/>
-      <w:bookmarkEnd w:id="105"/>
+      <w:bookmarkStart w:colFirst="0" w:colLast="0" w:name="_2j9tma99t64z" w:id="104"/>
+      <w:bookmarkEnd w:id="104"/>
       <w:r>
         <w:rPr>
           <w:rtl w:val="0"/>
@@ -24361,8 +24307,8 @@
         </w:numPr>
         <w:rPr/>
       </w:pPr>
-      <w:bookmarkStart w:colFirst="0" w:colLast="0" w:name="_jx3u55yy4vln" w:id="106"/>
-      <w:bookmarkEnd w:id="106"/>
+      <w:bookmarkStart w:colFirst="0" w:colLast="0" w:name="_jx3u55yy4vln" w:id="105"/>
+      <w:bookmarkEnd w:id="105"/>
       <w:r>
         <w:rPr>
           <w:rtl w:val="0"/>
@@ -24376,8 +24322,8 @@
         <w:spacing w:line="432" w:lineRule="auto"/>
         <w:rPr/>
       </w:pPr>
-      <w:bookmarkStart w:colFirst="0" w:colLast="0" w:name="_g61h9wgchuhv" w:id="107"/>
-      <w:bookmarkEnd w:id="107"/>
+      <w:bookmarkStart w:colFirst="0" w:colLast="0" w:name="_g61h9wgchuhv" w:id="106"/>
+      <w:bookmarkEnd w:id="106"/>
       <w:r>
         <w:rPr>
           <w:rtl w:val="0"/>
@@ -25213,8 +25159,8 @@
         <w:spacing w:line="432" w:lineRule="auto"/>
         <w:rPr/>
       </w:pPr>
-      <w:bookmarkStart w:colFirst="0" w:colLast="0" w:name="_vosv7yjqwfjv" w:id="108"/>
-      <w:bookmarkEnd w:id="108"/>
+      <w:bookmarkStart w:colFirst="0" w:colLast="0" w:name="_vosv7yjqwfjv" w:id="107"/>
+      <w:bookmarkEnd w:id="107"/>
       <w:r>
         <w:br w:type="page"/>
       </w:r>
@@ -25230,8 +25176,8 @@
         <w:spacing w:line="432" w:lineRule="auto"/>
         <w:rPr/>
       </w:pPr>
-      <w:bookmarkStart w:colFirst="0" w:colLast="0" w:name="_sivv3q5j4b6d" w:id="109"/>
-      <w:bookmarkEnd w:id="109"/>
+      <w:bookmarkStart w:colFirst="0" w:colLast="0" w:name="_sivv3q5j4b6d" w:id="108"/>
+      <w:bookmarkEnd w:id="108"/>
       <w:r>
         <w:rPr>
           <w:rtl w:val="0"/>
@@ -26527,8 +26473,8 @@
         <w:ind w:left="0" w:firstLine="0"/>
         <w:rPr/>
       </w:pPr>
-      <w:bookmarkStart w:colFirst="0" w:colLast="0" w:name="_d60bo3z2wqjy" w:id="110"/>
-      <w:bookmarkEnd w:id="110"/>
+      <w:bookmarkStart w:colFirst="0" w:colLast="0" w:name="_d60bo3z2wqjy" w:id="109"/>
+      <w:bookmarkEnd w:id="109"/>
       <w:r>
         <w:rPr>
           <w:rtl w:val="0"/>
@@ -26541,8 +26487,8 @@
         <w:spacing w:line="432" w:lineRule="auto"/>
         <w:rPr/>
       </w:pPr>
-      <w:bookmarkStart w:colFirst="0" w:colLast="0" w:name="_loz41kkpz4z7" w:id="111"/>
-      <w:bookmarkEnd w:id="111"/>
+      <w:bookmarkStart w:colFirst="0" w:colLast="0" w:name="_loz41kkpz4z7" w:id="110"/>
+      <w:bookmarkEnd w:id="110"/>
       <w:r>
         <w:rPr>
           <w:rtl w:val="0"/>
@@ -27374,8 +27320,8 @@
           <w:bCs w:val="0"/>
         </w:rPr>
       </w:pPr>
-      <w:bookmarkStart w:colFirst="0" w:colLast="0" w:name="_vzv1nrfaomks" w:id="112"/>
-      <w:bookmarkEnd w:id="112"/>
+      <w:bookmarkStart w:colFirst="0" w:colLast="0" w:name="_vzv1nrfaomks" w:id="111"/>
+      <w:bookmarkEnd w:id="111"/>
       <w:r>
         <w:rPr>
           <w:rtl w:val="0"/>
@@ -27388,8 +27334,8 @@
         <w:ind w:left="0" w:firstLine="0"/>
         <w:rPr/>
       </w:pPr>
-      <w:bookmarkStart w:colFirst="0" w:colLast="0" w:name="_8ux23cas6ara" w:id="113"/>
-      <w:bookmarkEnd w:id="113"/>
+      <w:bookmarkStart w:colFirst="0" w:colLast="0" w:name="_8ux23cas6ara" w:id="112"/>
+      <w:bookmarkEnd w:id="112"/>
       <w:r>
         <w:br w:type="page"/>
       </w:r>
@@ -27405,8 +27351,8 @@
         <w:spacing w:line="432" w:lineRule="auto"/>
         <w:rPr/>
       </w:pPr>
-      <w:bookmarkStart w:colFirst="0" w:colLast="0" w:name="_gmsr73yci68u" w:id="114"/>
-      <w:bookmarkEnd w:id="114"/>
+      <w:bookmarkStart w:colFirst="0" w:colLast="0" w:name="_gmsr73yci68u" w:id="113"/>
+      <w:bookmarkEnd w:id="113"/>
       <w:r>
         <w:rPr>
           <w:rtl w:val="0"/>
@@ -28235,8 +28181,8 @@
         <w:ind w:left="0" w:firstLine="0"/>
         <w:rPr/>
       </w:pPr>
-      <w:bookmarkStart w:colFirst="0" w:colLast="0" w:name="_rcnqxa94lk4i" w:id="115"/>
-      <w:bookmarkEnd w:id="115"/>
+      <w:bookmarkStart w:colFirst="0" w:colLast="0" w:name="_rcnqxa94lk4i" w:id="114"/>
+      <w:bookmarkEnd w:id="114"/>
       <w:r>
         <w:br w:type="page"/>
       </w:r>
@@ -28255,8 +28201,8 @@
         </w:numPr>
         <w:ind w:left="851"/>
       </w:pPr>
-      <w:bookmarkStart w:colFirst="0" w:colLast="0" w:name="_r31qpuwecdpd" w:id="116"/>
-      <w:bookmarkEnd w:id="116"/>
+      <w:bookmarkStart w:colFirst="0" w:colLast="0" w:name="_r31qpuwecdpd" w:id="115"/>
+      <w:bookmarkEnd w:id="115"/>
       <w:r>
         <w:rPr>
           <w:rtl w:val="0"/>
@@ -28275,8 +28221,8 @@
         <w:jc w:val="left"/>
         <w:rPr/>
       </w:pPr>
-      <w:bookmarkStart w:colFirst="0" w:colLast="0" w:name="_klg4rh9njn6x" w:id="117"/>
-      <w:bookmarkEnd w:id="117"/>
+      <w:bookmarkStart w:colFirst="0" w:colLast="0" w:name="_klg4rh9njn6x" w:id="116"/>
+      <w:bookmarkEnd w:id="116"/>
       <w:r>
         <w:rPr>
           <w:rtl w:val="0"/>
@@ -28318,12 +28264,12 @@
                 <wp:inline distB="114300" distT="114300" distL="114300" distR="114300">
                   <wp:extent cx="6581775" cy="3441700"/>
                   <wp:effectExtent b="0" l="0" r="0" t="0"/>
-                  <wp:docPr id="14" name="image10.png"/>
+                  <wp:docPr id="14" name="image11.png"/>
                   <a:graphic>
                     <a:graphicData uri="http://schemas.openxmlformats.org/drawingml/2006/picture">
                       <pic:pic>
                         <pic:nvPicPr>
-                          <pic:cNvPr id="0" name="image10.png"/>
+                          <pic:cNvPr id="0" name="image11.png"/>
                           <pic:cNvPicPr preferRelativeResize="0"/>
                         </pic:nvPicPr>
                         <pic:blipFill>
@@ -28368,8 +28314,8 @@
               <w:spacing w:after="240" w:lineRule="auto"/>
               <w:rPr/>
             </w:pPr>
-            <w:bookmarkStart w:colFirst="0" w:colLast="0" w:name="_dbs5gqv42av4" w:id="118"/>
-            <w:bookmarkEnd w:id="118"/>
+            <w:bookmarkStart w:colFirst="0" w:colLast="0" w:name="_dbs5gqv42av4" w:id="117"/>
+            <w:bookmarkEnd w:id="117"/>
             <w:r>
               <w:rPr>
                 <w:rtl w:val="0"/>
@@ -28519,8 +28465,8 @@
           <w:bCs w:val="1"/>
         </w:rPr>
       </w:pPr>
-      <w:bookmarkStart w:colFirst="0" w:colLast="0" w:name="_eskj9jmygfu6" w:id="119"/>
-      <w:bookmarkEnd w:id="119"/>
+      <w:bookmarkStart w:colFirst="0" w:colLast="0" w:name="_eskj9jmygfu6" w:id="118"/>
+      <w:bookmarkEnd w:id="118"/>
       <w:r>
         <w:rPr>
           <w:rtl w:val="0"/>
@@ -28553,8 +28499,8 @@
         <w:jc w:val="left"/>
         <w:rPr/>
       </w:pPr>
-      <w:bookmarkStart w:colFirst="0" w:colLast="0" w:name="_vcmn70ixpcoq" w:id="120"/>
-      <w:bookmarkEnd w:id="120"/>
+      <w:bookmarkStart w:colFirst="0" w:colLast="0" w:name="_vcmn70ixpcoq" w:id="119"/>
+      <w:bookmarkEnd w:id="119"/>
       <w:r>
         <w:rPr>
           <w:rtl w:val="0"/>
